--- a/Documentation/260522_Software_Instalation_Request-CurrentState&Requirements.docx
+++ b/Documentation/260522_Software_Instalation_Request-CurrentState&Requirements.docx
@@ -320,7 +320,7 @@
         <w:shd w:val="clear" w:color="auto" w:fill="FFFFFF"/>
       </w:pPr>
       <w:r>
-        <w:t>Multiple Power Automate flows wired off each form for routing, approval, reminders, escalation and end-of-life notification.</w:t>
+        <w:t>Power Automate flows wired off each form for routing, approval, reminders, escalation and end-of-life notification.</w:t>
       </w:r>
     </w:p>
     <w:p>
@@ -393,7 +393,7 @@
         <w:shd w:val="clear" w:color="auto" w:fill="FFFFFF"/>
       </w:pPr>
       <w:r>
-        <w:t>Low maintainability: Workflow logic is spread across multiple Power Automate flows with no shared schema. Adding a new approver, changing an SLA, or onboarding a new software category requires editing each flow individually.</w:t>
+        <w:t>Low maintainability: Workflow logic is spread across Power Automate flows with no shared schema. Adding a new approver, changing an SLA, or onboarding a new software category requires editing each flow individually.</w:t>
       </w:r>
     </w:p>
     <w:p>
